--- a/docs/gs/VMS_제품설명서_v1.0.docx
+++ b/docs/gs/VMS_제품설명서_v1.0.docx
@@ -894,7 +894,7 @@
         <w:spacing w:after="120" w:line="276"/>
       </w:pPr>
       <w:r>
-        <w:t xml:space="preserve">적용 범위는 VMS 데스크톱 제품군(운영 클라이언트 VMS, 시스템 설정 VMS.AppSetup, 비전 설정 VMS.VisionSetup, 딥러닝 VMS.DeepLearning)과 이와 연동되는 BODA.VMS.Web(관리/MES) 서버를 포함한다.</w:t>
+        <w:t xml:space="preserve">적용 범위는 VMS 데스크톱 제품군(운영 클라이언트 VMS, 시스템 설정 VMS.AppSetup, 비전 설정 VMS.VisionSetup)과 이와 연동되는 BODA.VMS.Web(관리/MES) 서버를 포함한다. 딥러닝 모델을 만드는 AI 학습 도구(VMS.DeepLearning)는 선택 설치 구성 요소로서 본 인증 범위에 포함하지 않으며, 제품은 학습된 ONNX 모델을 사용한 추론 검사 기능만 포함한다.</w:t>
       </w:r>
     </w:p>
     <w:p>
@@ -1245,7 +1245,7 @@
                 <w:sz w:val="19"/>
                 <w:szCs w:val="19"/>
               </w:rPr>
-              <w:t xml:space="preserve">VMS.DeepLearning (딥러닝)</w:t>
+              <w:t xml:space="preserve">(선택 구성) VMS.DeepLearning</w:t>
             </w:r>
           </w:p>
         </w:tc>
@@ -1276,7 +1276,7 @@
                 <w:sz w:val="19"/>
                 <w:szCs w:val="19"/>
               </w:rPr>
-              <w:t xml:space="preserve">딥러닝 데이터셋 라벨링·학습·추론 보조 도구(선택).</w:t>
+              <w:t xml:space="preserve">딥러닝 데이터셋 라벨링·학습 도구 — 선택 설치 구성 요소, 인증 범위 외 (인증 제출 빌드 미포함).</w:t>
             </w:r>
           </w:p>
         </w:tc>
